--- a/DAY5/5_Daily_Report.docx
+++ b/DAY5/5_Daily_Report.docx
@@ -327,12 +327,20 @@
       <w:pPr>
         <w:ind w:firstLine="720"/>
       </w:pPr>
-      <w:r>
-        <w:t>https://github.com/yashrathod910/15D_Internship/tree/main/DAY</w:t>
-      </w:r>
-      <w:r>
-        <w:t>5</w:t>
-      </w:r>
+      <w:hyperlink r:id="rId8" w:history="1">
+        <w:r>
+          <w:rPr>
+            <w:rStyle w:val="Hyperlink"/>
+          </w:rPr>
+          <w:t>https://github.com/yashrathod910/15D_Internship/tree/main/DAY</w:t>
+        </w:r>
+        <w:r>
+          <w:rPr>
+            <w:rStyle w:val="Hyperlink"/>
+          </w:rPr>
+          <w:t>5</w:t>
+        </w:r>
+      </w:hyperlink>
     </w:p>
     <w:sectPr>
       <w:pgSz w:w="11906" w:h="16838"/>
@@ -1381,6 +1389,29 @@
       <w:spacing w:val="5"/>
     </w:rPr>
   </w:style>
+  <w:style w:type="character" w:styleId="Hyperlink">
+    <w:name w:val="Hyperlink"/>
+    <w:basedOn w:val="DefaultParagraphFont"/>
+    <w:uiPriority w:val="99"/>
+    <w:unhideWhenUsed/>
+    <w:rsid w:val="008347E3"/>
+    <w:rPr>
+      <w:color w:val="0563C1" w:themeColor="hyperlink"/>
+      <w:u w:val="single"/>
+    </w:rPr>
+  </w:style>
+  <w:style w:type="character" w:styleId="UnresolvedMention">
+    <w:name w:val="Unresolved Mention"/>
+    <w:basedOn w:val="DefaultParagraphFont"/>
+    <w:uiPriority w:val="99"/>
+    <w:semiHidden/>
+    <w:unhideWhenUsed/>
+    <w:rsid w:val="008347E3"/>
+    <w:rPr>
+      <w:color w:val="605E5C"/>
+      <w:shd w:val="clear" w:color="auto" w:fill="E1DFDD"/>
+    </w:rPr>
+  </w:style>
 </w:styles>
 </file>
 
